--- a/Deck_UnsafeConditionsTemplate.docx
+++ b/Deck_UnsafeConditionsTemplate.docx
@@ -2253,7 +2253,7 @@
           <w:szCs w:val="20"/>
           <w:shd w:val="clear" w:color="auto" w:fill="FFFFFF"/>
         </w:rPr>
-        <w:t>CA GC 714639</w:t>
+        <w:t>DM, CA CSLB GC 714639</w:t>
       </w:r>
     </w:p>
     <w:p>

--- a/Deck_UnsafeConditionsTemplate.docx
+++ b/Deck_UnsafeConditionsTemplate.docx
@@ -2253,7 +2253,7 @@
           <w:szCs w:val="20"/>
           <w:shd w:val="clear" w:color="auto" w:fill="FFFFFF"/>
         </w:rPr>
-        <w:t>DM, CA CSLB GC 714639</w:t>
+        <w:t>CA CSLB GC 714639</w:t>
       </w:r>
     </w:p>
     <w:p>
